--- a/_site/organizacion-industrial/2023-06-15-mercado-relevante/index.docx
+++ b/_site/organizacion-industrial/2023-06-15-mercado-relevante/index.docx
@@ -217,7 +217,7 @@
         <w:t xml:space="preserve">Palabras clave</w:t>
       </w:r>
       <w:r>
-        <w:t xml:space="preserve">: keyword1, keyword2</w:t>
+        <w:t xml:space="preserve">:</w:t>
       </w:r>
     </w:p>
     <w:p>

--- a/_site/organizacion-industrial/2023-06-15-mercado-relevante/index.docx
+++ b/_site/organizacion-industrial/2023-06-15-mercado-relevante/index.docx
@@ -11481,7 +11481,7 @@
       </w:r>
     </w:p>
     <w:bookmarkEnd w:id="95"/>
-    <w:bookmarkStart w:id="110" w:name="publicaciones-similares"/>
+    <w:bookmarkStart w:id="106" w:name="publicaciones-similares"/>
     <w:p>
       <w:pPr>
         <w:pStyle w:val="Heading1"/>
@@ -11599,48 +11599,6 @@
           <w:rPr>
             <w:rStyle w:val="Hyperlink"/>
           </w:rPr>
-          <w:t xml:space="preserve">Medidas Concentracion Desempeño</w:t>
-        </w:r>
-      </w:hyperlink>
-    </w:p>
-    <w:p>
-      <w:pPr>
-        <w:pStyle w:val="Compact"/>
-        <w:numPr>
-          <w:ilvl w:val="0"/>
-          <w:numId w:val="1021"/>
-        </w:numPr>
-      </w:pPr>
-      <w:hyperlink r:id="rId106"/>
-      <w:r>
-        <w:t xml:space="preserve"> </w:t>
-      </w:r>
-      <w:hyperlink r:id="rId107">
-        <w:r>
-          <w:rPr>
-            <w:rStyle w:val="Hyperlink"/>
-          </w:rPr>
-          <w:t xml:space="preserve">Estructura Del Mercado</w:t>
-        </w:r>
-      </w:hyperlink>
-    </w:p>
-    <w:p>
-      <w:pPr>
-        <w:pStyle w:val="Compact"/>
-        <w:numPr>
-          <w:ilvl w:val="0"/>
-          <w:numId w:val="1021"/>
-        </w:numPr>
-      </w:pPr>
-      <w:hyperlink r:id="rId108"/>
-      <w:r>
-        <w:t xml:space="preserve"> </w:t>
-      </w:r>
-      <w:hyperlink r:id="rId109">
-        <w:r>
-          <w:rPr>
-            <w:rStyle w:val="Hyperlink"/>
-          </w:rPr>
           <w:t xml:space="preserve">Elasticidad</w:t>
         </w:r>
       </w:hyperlink>
@@ -11653,7 +11611,7 @@
         <w:t xml:space="preserve">Esperamos que encuentres estas publicaciones igualmente interesantes y útiles. ¡Disfruta de la lectura!</w:t>
       </w:r>
     </w:p>
-    <w:bookmarkEnd w:id="110"/>
+    <w:bookmarkEnd w:id="106"/>
     <w:p>
       <w:pPr>
         <w:pStyle w:val="Heading1"/>
